--- a/원고/2부/러시아어_컨설턴트_30아크.docx
+++ b/원고/2부/러시아어_컨설턴트_30아크.docx
@@ -3109,6 +3109,24 @@
         <w:pStyle w:val="BodyText"/>
       </w:pPr>
       <w:r>
+        <w:rPr>
+          <w:bCs/>
+          <w:b/>
+        </w:rPr>
+        <w:t xml:space="preserve">Игнатий:</w:t>
+      </w:r>
+      <w:r>
+        <w:t xml:space="preserve"> </w:t>
+      </w:r>
+      <w:r>
+        <w:t xml:space="preserve">(Кивнув) Толстой писал: «Нет величия там, где нет простоты, добра и правды». Пусть это и будет девизом — на следующие сорок лет.</w:t>
+      </w:r>
+    </w:p>
+    <w:p>
+      <w:pPr>
+        <w:pStyle w:val="BodyText"/>
+      </w:pPr>
+      <w:r>
         <w:t xml:space="preserve">같은 날 저녁, 이그나티의 마지막 개인적 대화 — 진정한 은퇴의</w:t>
       </w:r>
       <w:r>
@@ -3248,6 +3266,42 @@
       </w:r>
       <w:r>
         <w:t xml:space="preserve">работы.</w:t>
+      </w:r>
+    </w:p>
+    <w:p>
+      <w:pPr>
+        <w:pStyle w:val="BodyText"/>
+      </w:pPr>
+      <w:r>
+        <w:rPr>
+          <w:bCs/>
+          <w:b/>
+        </w:rPr>
+        <w:t xml:space="preserve">Игнатий:</w:t>
+      </w:r>
+      <w:r>
+        <w:t xml:space="preserve"> </w:t>
+      </w:r>
+      <w:r>
+        <w:t xml:space="preserve">Пушкин написал когда-то: «Пора, мой друг, пора! покоя сердце просит…» Раньше я эти строки не понимал. Теперь — понимаю.</w:t>
+      </w:r>
+    </w:p>
+    <w:p>
+      <w:pPr>
+        <w:pStyle w:val="BodyText"/>
+      </w:pPr>
+      <w:r>
+        <w:rPr>
+          <w:bCs/>
+          <w:b/>
+        </w:rPr>
+        <w:t xml:space="preserve">Настя:</w:t>
+      </w:r>
+      <w:r>
+        <w:t xml:space="preserve"> </w:t>
+      </w:r>
+      <w:r>
+        <w:t xml:space="preserve">(Тихо) Он ведь обращался к жене. Как раз — к вашим путешествиям.</w:t>
       </w:r>
     </w:p>
     <w:p>

--- a/원고/2부/러시아어_컨설턴트_30아크.docx
+++ b/원고/2부/러시아어_컨설턴트_30아크.docx
@@ -4114,6 +4114,222 @@
       </w:r>
       <w:r>
         <w:t xml:space="preserve">И, — начала следующего.</w:t>
+      </w:r>
+    </w:p>
+    <w:p>
+      <w:r>
+        <w:br w:type="page"/>
+      </w:r>
+    </w:p>
+    <w:p>
+      <w:pPr>
+        <w:pStyle w:val="BodyText"/>
+      </w:pPr>
+      <w:r>
+        <w:rPr>
+          <w:b/>
+          <w:bCs/>
+          <w:sz w:val="32"/>
+          <w:szCs w:val="32"/>
+        </w:rPr>
+        <w:t xml:space="preserve">📚 인용 해설 노트 — 30아크</w:t>
+      </w:r>
+    </w:p>
+    <w:p>
+      <w:pPr>
+        <w:pStyle w:val="BodyText"/>
+      </w:pPr>
+      <w:r>
+        <w:rPr/>
+        <w:t xml:space="preserve">이 화에 나온 러시아 고전 인용과 속담의 뜻, 원작 맥락, 쓰인 장면, 실제 대화에서 쓰는 요령을 정리했습니다.</w:t>
+      </w:r>
+    </w:p>
+    <w:p>
+      <w:pPr>
+        <w:pStyle w:val="BodyText"/>
+      </w:pPr>
+      <w:r>
+        <w:rPr>
+          <w:b/>
+          <w:bCs/>
+          <w:sz w:val="24"/>
+          <w:szCs w:val="24"/>
+        </w:rPr>
+        <w:t xml:space="preserve">인용 1 · «Пора, мой друг, пора! покоя сердце просит — / Летят за днями дни…»</w:t>
+      </w:r>
+    </w:p>
+    <w:p>
+      <w:pPr>
+        <w:pStyle w:val="BodyText"/>
+      </w:pPr>
+      <w:r>
+        <w:rPr>
+          <w:b/>
+          <w:bCs/>
+        </w:rPr>
+        <w:t xml:space="preserve">출전: </w:t>
+      </w:r>
+      <w:r>
+        <w:rPr/>
+        <w:t xml:space="preserve">알렉산드르 푸시킨, 시 「Пора, мой друг, пора!」(1834)</w:t>
+      </w:r>
+    </w:p>
+    <w:p>
+      <w:pPr>
+        <w:pStyle w:val="BodyText"/>
+      </w:pPr>
+      <w:r>
+        <w:rPr>
+          <w:b/>
+          <w:bCs/>
+        </w:rPr>
+        <w:t xml:space="preserve">뜻: </w:t>
+      </w:r>
+      <w:r>
+        <w:rPr/>
+        <w:t xml:space="preserve">때가 되었네, 친구여, 때가 되었어! 마음이 안식을 청하네. 하루하루가 날아가네.</w:t>
+      </w:r>
+    </w:p>
+    <w:p>
+      <w:pPr>
+        <w:pStyle w:val="BodyText"/>
+      </w:pPr>
+      <w:r>
+        <w:rPr>
+          <w:b/>
+          <w:bCs/>
+        </w:rPr>
+        <w:t xml:space="preserve">원작·유래: </w:t>
+      </w:r>
+      <w:r>
+        <w:rPr/>
+        <w:t xml:space="preserve">푸시킨이 아내 나탈리야에게 바친 것으로 알려진 시입니다. 번잡한 도시와 궁정 생활을 떠나 조용한 시골에서 '노동과 순수한 기쁨'을 누리고 싶다는 소망을 담았습니다.</w:t>
+      </w:r>
+    </w:p>
+    <w:p>
+      <w:pPr>
+        <w:pStyle w:val="BodyText"/>
+      </w:pPr>
+      <w:r>
+        <w:rPr>
+          <w:b/>
+          <w:bCs/>
+        </w:rPr>
+        <w:t xml:space="preserve">이 화에서: </w:t>
+      </w:r>
+      <w:r>
+        <w:rPr/>
+        <w:t xml:space="preserve">40년 만에 은퇴하는 창립자 이그나티가 아내와 여행을 떠나겠다며 인용하자, 나스탸가 '그 시는 아내에게 쓴 거라 딱 맞는다'고 답합니다.</w:t>
+      </w:r>
+    </w:p>
+    <w:p>
+      <w:pPr>
+        <w:pStyle w:val="BodyText"/>
+      </w:pPr>
+      <w:r>
+        <w:rPr>
+          <w:b/>
+          <w:bCs/>
+        </w:rPr>
+        <w:t xml:space="preserve">대화 활용 팁: </w:t>
+      </w:r>
+      <w:r>
+        <w:rPr/>
+        <w:t xml:space="preserve">은퇴, 퇴임, 긴 휴가, 인생의 전환점을 이야기할 때 품격 있게 쓸 수 있습니다. 송별회 연설에서 인용하면 아주 잘 어울립니다.</w:t>
+      </w:r>
+    </w:p>
+    <w:p>
+      <w:pPr>
+        <w:pStyle w:val="BodyText"/>
+      </w:pPr>
+      <w:r>
+        <w:rPr>
+          <w:b/>
+          <w:bCs/>
+          <w:sz w:val="24"/>
+          <w:szCs w:val="24"/>
+        </w:rPr>
+        <w:t xml:space="preserve">인용 2 · «Нет величия там, где нет простоты, добра и правды»</w:t>
+      </w:r>
+    </w:p>
+    <w:p>
+      <w:pPr>
+        <w:pStyle w:val="BodyText"/>
+      </w:pPr>
+      <w:r>
+        <w:rPr>
+          <w:b/>
+          <w:bCs/>
+        </w:rPr>
+        <w:t xml:space="preserve">출전: </w:t>
+      </w:r>
+      <w:r>
+        <w:rPr/>
+        <w:t xml:space="preserve">레프 톨스토이, 『전쟁과 평화』 4권</w:t>
+      </w:r>
+    </w:p>
+    <w:p>
+      <w:pPr>
+        <w:pStyle w:val="BodyText"/>
+      </w:pPr>
+      <w:r>
+        <w:rPr>
+          <w:b/>
+          <w:bCs/>
+        </w:rPr>
+        <w:t xml:space="preserve">뜻: </w:t>
+      </w:r>
+      <w:r>
+        <w:rPr/>
+        <w:t xml:space="preserve">소박함과 선함과 진실이 없는 곳에는 위대함도 없다.</w:t>
+      </w:r>
+    </w:p>
+    <w:p>
+      <w:pPr>
+        <w:pStyle w:val="BodyText"/>
+      </w:pPr>
+      <w:r>
+        <w:rPr>
+          <w:b/>
+          <w:bCs/>
+        </w:rPr>
+        <w:t xml:space="preserve">원작·유래: </w:t>
+      </w:r>
+      <w:r>
+        <w:rPr/>
+        <w:t xml:space="preserve">톨스토이가 나폴레옹을 '위인'으로 떠받드는 역사관을 비판하며 쓴 문장입니다. 진정한 위대함은 쿠투조프처럼 소박하고 정직한 데 있다는 그의 역사관을 보여 줍니다.</w:t>
+      </w:r>
+    </w:p>
+    <w:p>
+      <w:pPr>
+        <w:pStyle w:val="BodyText"/>
+      </w:pPr>
+      <w:r>
+        <w:rPr>
+          <w:b/>
+          <w:bCs/>
+        </w:rPr>
+        <w:t xml:space="preserve">이 화에서: </w:t>
+      </w:r>
+      <w:r>
+        <w:rPr/>
+        <w:t xml:space="preserve">최종 계약 서명식에서 은퇴하는 이그나티가 '이것을 다음 40년의 모토로 삼자'며 인용합니다.</w:t>
+      </w:r>
+    </w:p>
+    <w:p>
+      <w:pPr>
+        <w:pStyle w:val="BodyText"/>
+      </w:pPr>
+      <w:r>
+        <w:rPr>
+          <w:b/>
+          <w:bCs/>
+        </w:rPr>
+        <w:t xml:space="preserve">대화 활용 팁: </w:t>
+      </w:r>
+      <w:r>
+        <w:rPr/>
+        <w:t xml:space="preserve">리더십, 기업 가치, 조직 문화를 말하는 연설이나 기념사에서 쓰기 좋습니다. 공식석상에 어울리는 무게감 있는 인용입니다.</w:t>
       </w:r>
     </w:p>
     <w:sectPr/>
